--- a/_9/分章/10 第十章：同一栋楼.docx
+++ b/_9/分章/10 第十章：同一栋楼.docx
@@ -1362,7 +1362,7 @@
           <w:b w:val="0"/>
           <w:sz w:val="24"/>
         </w:rPr>
-        <w:t>行政大楼外墙的景观灯一层接一层亮起，把月面环形山冰冷的阴影推向远方。到了明天早上八点，这栋楼依然会按时开启所有气闸门，像什么都没有发生过一样，继续吞吐着钢铁、账单与人命。</w:t>
+        <w:t>行政大楼外墙的景观灯一层接一层亮起，把月面环形山冰冷的阴影推向远方。到了明天早上八点，这栋楼依然会按时开启所有气闸门，继续吞吐着钢铁、账单与人命。</w:t>
       </w:r>
     </w:p>
     <w:sectPr>
